--- a/dep/nap6-en.docx
+++ b/dep/nap6-en.docx
@@ -2328,7 +2328,7 @@
           </w:tcPr>
           <w:p>
             <w:r>
-              <w:t>Improve the effectiveness of the Digital Citizen</w:t>
+              <w:t>Improve the effectiveness of the Digital Citizen Initiative</w:t>
             </w:r>
           </w:p>
         </w:tc>
@@ -2670,17 +2670,17 @@
           </w:tcPr>
           <w:p>
             <w:r>
-              <w:t>Support the design and delivery of accessible administrative services provided by the Department of Justice Canada</w:t>
-            </w:r>
-          </w:p>
-        </w:tc>
-        <w:tc>
-          <w:tcPr>
-            <w:tcW w:type="dxa" w:w="3628"/>
-          </w:tcPr>
-          <w:p>
-            <w:r>
-              <w:t>Appuyer la conception et la prestation de services administratifs accessibles fournis par le ministère de la Justice Canada.</w:t>
+              <w:t>Support the design and delivery of accessible administrative services.</w:t>
+            </w:r>
+          </w:p>
+        </w:tc>
+        <w:tc>
+          <w:tcPr>
+            <w:tcW w:type="dxa" w:w="3628"/>
+          </w:tcPr>
+          <w:p>
+            <w:r>
+              <w:t>Appuyer la conception et la prestation de services administratifs accessibles.</w:t>
             </w:r>
           </w:p>
         </w:tc>
@@ -5619,7 +5619,7 @@
                 </w:tcPr>
                 <w:p>
                   <w:r>
-                    <w:t>pspc-spac,hc-sc</w:t>
+                    <w:t>pwgsc-tpsgc,hc-sc</w:t>
                   </w:r>
                 </w:p>
               </w:tc>
@@ -9696,7 +9696,7 @@
                 </w:tcPr>
                 <w:p>
                   <w:r>
-                    <w:t>pspc-spac</w:t>
+                    <w:t>pwgsc-tpsgc</w:t>
                   </w:r>
                 </w:p>
               </w:tc>
@@ -9847,7 +9847,7 @@
                 </w:tcPr>
                 <w:p>
                   <w:r>
-                    <w:t>pspc-spac</w:t>
+                    <w:t>pwgsc-tpsgc</w:t>
                   </w:r>
                 </w:p>
               </w:tc>
@@ -10006,7 +10006,7 @@
                 </w:tcPr>
                 <w:p>
                   <w:r>
-                    <w:t>pspc-spac</w:t>
+                    <w:t>pwgsc-tpsgc</w:t>
                   </w:r>
                 </w:p>
               </w:tc>
@@ -12896,1507 +12896,7 @@
         <w:pStyle w:val="Heading2"/>
       </w:pPr>
       <w:r>
-        <w:t>1-5 Indicator (English)</w:t>
-        <w:br/>
-      </w:r>
-    </w:p>
-    <w:tbl>
-      <w:tblPr>
-        <w:tblW w:type="auto" w:w="0"/>
-        <w:tblLayout w:type="fixed"/>
-        <w:tblLook w:firstColumn="1" w:firstRow="1" w:lastColumn="0" w:lastRow="0" w:noHBand="0" w:noVBand="1" w:val="04A0"/>
-      </w:tblPr>
-      <w:tblGrid>
-        <w:gridCol w:w="2659"/>
-        <w:gridCol w:w="6690"/>
-      </w:tblGrid>
-      <w:tr>
-        <w:tc>
-          <w:tcPr>
-            <w:tcW w:type="dxa" w:w="2659"/>
-            <w:shd w:fill="c6d9f1"/>
-            <w:shd w:fill="d9d9d9"/>
-          </w:tcPr>
-          <w:p>
-            <w:r>
-              <w:t>Attribute</w:t>
-            </w:r>
-          </w:p>
-        </w:tc>
-        <w:tc>
-          <w:tcPr>
-            <w:tcW w:type="dxa" w:w="6690"/>
-            <w:shd w:fill="d9d9d9"/>
-          </w:tcPr>
-          <w:p>
-            <w:r>
-              <w:t>Attribute Description</w:t>
-            </w:r>
-          </w:p>
-        </w:tc>
-      </w:tr>
-      <w:tr>
-        <w:tc>
-          <w:tcPr>
-            <w:tcW w:type="dxa" w:w="2659"/>
-            <w:shd w:fill="c6d9f1"/>
-          </w:tcPr>
-          <w:p>
-            <w:r>
-              <w:t>Field Name EN</w:t>
-            </w:r>
-          </w:p>
-        </w:tc>
-        <w:tc>
-          <w:tcPr>
-            <w:tcW w:type="dxa" w:w="6690"/>
-          </w:tcPr>
-          <w:p>
-            <w:r>
-              <w:t>Indicator (English)</w:t>
-            </w:r>
-          </w:p>
-        </w:tc>
-      </w:tr>
-      <w:tr>
-        <w:tc>
-          <w:tcPr>
-            <w:tcW w:type="dxa" w:w="2659"/>
-            <w:shd w:fill="c6d9f1"/>
-          </w:tcPr>
-          <w:p>
-            <w:r>
-              <w:t>Field Name FR</w:t>
-            </w:r>
-          </w:p>
-        </w:tc>
-        <w:tc>
-          <w:tcPr>
-            <w:tcW w:type="dxa" w:w="6690"/>
-          </w:tcPr>
-          <w:p>
-            <w:r>
-              <w:t>Indicateur (anglais)</w:t>
-            </w:r>
-          </w:p>
-        </w:tc>
-      </w:tr>
-      <w:tr>
-        <w:tc>
-          <w:tcPr>
-            <w:tcW w:type="dxa" w:w="2659"/>
-            <w:shd w:fill="c6d9f1"/>
-          </w:tcPr>
-          <w:p>
-            <w:r>
-              <w:t>ID</w:t>
-            </w:r>
-          </w:p>
-        </w:tc>
-        <w:tc>
-          <w:tcPr>
-            <w:tcW w:type="dxa" w:w="6690"/>
-          </w:tcPr>
-          <w:p>
-            <w:r>
-              <w:t>indicator_en</w:t>
-            </w:r>
-          </w:p>
-        </w:tc>
-      </w:tr>
-      <w:tr>
-        <w:tc>
-          <w:tcPr>
-            <w:tcW w:type="dxa" w:w="2659"/>
-            <w:shd w:fill="c6d9f1"/>
-          </w:tcPr>
-          <w:p>
-            <w:r>
-              <w:t>Description EN</w:t>
-            </w:r>
-          </w:p>
-        </w:tc>
-        <w:tc>
-          <w:tcPr>
-            <w:tcW w:type="dxa" w:w="6690"/>
-          </w:tcPr>
-          <w:p>
-            <w:r>
-              <w:t>The indicator related to the chosen milestone, in English</w:t>
-            </w:r>
-          </w:p>
-        </w:tc>
-      </w:tr>
-      <w:tr>
-        <w:tc>
-          <w:tcPr>
-            <w:tcW w:type="dxa" w:w="2659"/>
-            <w:shd w:fill="c6d9f1"/>
-          </w:tcPr>
-          <w:p>
-            <w:r>
-              <w:t>Description FR</w:t>
-            </w:r>
-          </w:p>
-        </w:tc>
-        <w:tc>
-          <w:tcPr>
-            <w:tcW w:type="dxa" w:w="6690"/>
-          </w:tcPr>
-          <w:p>
-            <w:r>
-              <w:t>L'indicateurs liés au jalon choisi en anglais</w:t>
-            </w:r>
-          </w:p>
-        </w:tc>
-      </w:tr>
-      <w:tr>
-        <w:tc>
-          <w:tcPr>
-            <w:tcW w:type="dxa" w:w="2659"/>
-            <w:shd w:fill="c6d9f1"/>
-          </w:tcPr>
-          <w:p>
-            <w:r>
-              <w:t>Obligation EN</w:t>
-            </w:r>
-          </w:p>
-        </w:tc>
-        <w:tc>
-          <w:tcPr>
-            <w:tcW w:type="dxa" w:w="6690"/>
-          </w:tcPr>
-          <w:p>
-            <w:r>
-              <w:t>Mandatory</w:t>
-            </w:r>
-          </w:p>
-        </w:tc>
-      </w:tr>
-      <w:tr>
-        <w:tc>
-          <w:tcPr>
-            <w:tcW w:type="dxa" w:w="2659"/>
-            <w:shd w:fill="c6d9f1"/>
-          </w:tcPr>
-          <w:p>
-            <w:r>
-              <w:t>Obligation FR</w:t>
-            </w:r>
-          </w:p>
-        </w:tc>
-        <w:tc>
-          <w:tcPr>
-            <w:tcW w:type="dxa" w:w="6690"/>
-          </w:tcPr>
-          <w:p>
-            <w:r>
-              <w:t>Obligatoire</w:t>
-            </w:r>
-          </w:p>
-        </w:tc>
-      </w:tr>
-      <w:tr>
-        <w:tc>
-          <w:tcPr>
-            <w:tcW w:type="dxa" w:w="2659"/>
-            <w:shd w:fill="c6d9f1"/>
-          </w:tcPr>
-          <w:p>
-            <w:r>
-              <w:t>Occurrence</w:t>
-            </w:r>
-          </w:p>
-        </w:tc>
-        <w:tc>
-          <w:tcPr>
-            <w:tcW w:type="dxa" w:w="6690"/>
-          </w:tcPr>
-          <w:p>
-            <w:r>
-              <w:t>Single</w:t>
-            </w:r>
-          </w:p>
-        </w:tc>
-      </w:tr>
-      <w:tr>
-        <w:tc>
-          <w:tcPr>
-            <w:tcW w:type="dxa" w:w="2659"/>
-            <w:shd w:fill="c6d9f1"/>
-          </w:tcPr>
-          <w:p>
-            <w:r>
-              <w:t>Format Type</w:t>
-            </w:r>
-          </w:p>
-        </w:tc>
-        <w:tc>
-          <w:tcPr>
-            <w:tcW w:type="dxa" w:w="6690"/>
-          </w:tcPr>
-          <w:p>
-            <w:r>
-              <w:t>Text</w:t>
-            </w:r>
-          </w:p>
-        </w:tc>
-      </w:tr>
-      <w:tr>
-        <w:tc>
-          <w:tcPr>
-            <w:tcW w:type="dxa" w:w="2659"/>
-            <w:shd w:fill="c6d9f1"/>
-          </w:tcPr>
-          <w:p>
-            <w:r>
-              <w:t>Validation EN</w:t>
-            </w:r>
-          </w:p>
-        </w:tc>
-        <w:tc>
-          <w:tcPr>
-            <w:tcW w:type="dxa" w:w="6690"/>
-          </w:tcPr>
-          <w:p>
-            <w:r/>
-          </w:p>
-        </w:tc>
-      </w:tr>
-      <w:tr>
-        <w:tc>
-          <w:tcPr>
-            <w:tcW w:type="dxa" w:w="2659"/>
-            <w:shd w:fill="c6d9f1"/>
-          </w:tcPr>
-          <w:p>
-            <w:r>
-              <w:t>Validation FR</w:t>
-            </w:r>
-          </w:p>
-        </w:tc>
-        <w:tc>
-          <w:tcPr>
-            <w:tcW w:type="dxa" w:w="6690"/>
-          </w:tcPr>
-          <w:p>
-            <w:r/>
-          </w:p>
-        </w:tc>
-      </w:tr>
-    </w:tbl>
-    <w:p>
-      <w:r>
-        <w:br/>
-        <w:br/>
-      </w:r>
-    </w:p>
-    <w:p>
-      <w:pPr>
-        <w:pStyle w:val="Heading2"/>
-      </w:pPr>
-      <w:r>
-        <w:t>1-6 Indicator (French)</w:t>
-        <w:br/>
-      </w:r>
-    </w:p>
-    <w:tbl>
-      <w:tblPr>
-        <w:tblW w:type="auto" w:w="0"/>
-        <w:tblLayout w:type="fixed"/>
-        <w:tblLook w:firstColumn="1" w:firstRow="1" w:lastColumn="0" w:lastRow="0" w:noHBand="0" w:noVBand="1" w:val="04A0"/>
-      </w:tblPr>
-      <w:tblGrid>
-        <w:gridCol w:w="2659"/>
-        <w:gridCol w:w="6690"/>
-      </w:tblGrid>
-      <w:tr>
-        <w:tc>
-          <w:tcPr>
-            <w:tcW w:type="dxa" w:w="2659"/>
-            <w:shd w:fill="c6d9f1"/>
-            <w:shd w:fill="d9d9d9"/>
-          </w:tcPr>
-          <w:p>
-            <w:r>
-              <w:t>Attribute</w:t>
-            </w:r>
-          </w:p>
-        </w:tc>
-        <w:tc>
-          <w:tcPr>
-            <w:tcW w:type="dxa" w:w="6690"/>
-            <w:shd w:fill="d9d9d9"/>
-          </w:tcPr>
-          <w:p>
-            <w:r>
-              <w:t>Attribute Description</w:t>
-            </w:r>
-          </w:p>
-        </w:tc>
-      </w:tr>
-      <w:tr>
-        <w:tc>
-          <w:tcPr>
-            <w:tcW w:type="dxa" w:w="2659"/>
-            <w:shd w:fill="c6d9f1"/>
-          </w:tcPr>
-          <w:p>
-            <w:r>
-              <w:t>Field Name EN</w:t>
-            </w:r>
-          </w:p>
-        </w:tc>
-        <w:tc>
-          <w:tcPr>
-            <w:tcW w:type="dxa" w:w="6690"/>
-          </w:tcPr>
-          <w:p>
-            <w:r>
-              <w:t>Indicator (French)</w:t>
-            </w:r>
-          </w:p>
-        </w:tc>
-      </w:tr>
-      <w:tr>
-        <w:tc>
-          <w:tcPr>
-            <w:tcW w:type="dxa" w:w="2659"/>
-            <w:shd w:fill="c6d9f1"/>
-          </w:tcPr>
-          <w:p>
-            <w:r>
-              <w:t>Field Name FR</w:t>
-            </w:r>
-          </w:p>
-        </w:tc>
-        <w:tc>
-          <w:tcPr>
-            <w:tcW w:type="dxa" w:w="6690"/>
-          </w:tcPr>
-          <w:p>
-            <w:r>
-              <w:t>Indicateur (français)</w:t>
-            </w:r>
-          </w:p>
-        </w:tc>
-      </w:tr>
-      <w:tr>
-        <w:tc>
-          <w:tcPr>
-            <w:tcW w:type="dxa" w:w="2659"/>
-            <w:shd w:fill="c6d9f1"/>
-          </w:tcPr>
-          <w:p>
-            <w:r>
-              <w:t>ID</w:t>
-            </w:r>
-          </w:p>
-        </w:tc>
-        <w:tc>
-          <w:tcPr>
-            <w:tcW w:type="dxa" w:w="6690"/>
-          </w:tcPr>
-          <w:p>
-            <w:r>
-              <w:t>indicator_fr</w:t>
-            </w:r>
-          </w:p>
-        </w:tc>
-      </w:tr>
-      <w:tr>
-        <w:tc>
-          <w:tcPr>
-            <w:tcW w:type="dxa" w:w="2659"/>
-            <w:shd w:fill="c6d9f1"/>
-          </w:tcPr>
-          <w:p>
-            <w:r>
-              <w:t>Description EN</w:t>
-            </w:r>
-          </w:p>
-        </w:tc>
-        <w:tc>
-          <w:tcPr>
-            <w:tcW w:type="dxa" w:w="6690"/>
-          </w:tcPr>
-          <w:p>
-            <w:r>
-              <w:t>The indicator related to the chosen milestone, in French</w:t>
-            </w:r>
-          </w:p>
-        </w:tc>
-      </w:tr>
-      <w:tr>
-        <w:tc>
-          <w:tcPr>
-            <w:tcW w:type="dxa" w:w="2659"/>
-            <w:shd w:fill="c6d9f1"/>
-          </w:tcPr>
-          <w:p>
-            <w:r>
-              <w:t>Description FR</w:t>
-            </w:r>
-          </w:p>
-        </w:tc>
-        <w:tc>
-          <w:tcPr>
-            <w:tcW w:type="dxa" w:w="6690"/>
-          </w:tcPr>
-          <w:p>
-            <w:r>
-              <w:t>L'indicateur liés au jalon choisi en français</w:t>
-            </w:r>
-          </w:p>
-        </w:tc>
-      </w:tr>
-      <w:tr>
-        <w:tc>
-          <w:tcPr>
-            <w:tcW w:type="dxa" w:w="2659"/>
-            <w:shd w:fill="c6d9f1"/>
-          </w:tcPr>
-          <w:p>
-            <w:r>
-              <w:t>Obligation EN</w:t>
-            </w:r>
-          </w:p>
-        </w:tc>
-        <w:tc>
-          <w:tcPr>
-            <w:tcW w:type="dxa" w:w="6690"/>
-          </w:tcPr>
-          <w:p>
-            <w:r>
-              <w:t>Mandatory</w:t>
-            </w:r>
-          </w:p>
-        </w:tc>
-      </w:tr>
-      <w:tr>
-        <w:tc>
-          <w:tcPr>
-            <w:tcW w:type="dxa" w:w="2659"/>
-            <w:shd w:fill="c6d9f1"/>
-          </w:tcPr>
-          <w:p>
-            <w:r>
-              <w:t>Obligation FR</w:t>
-            </w:r>
-          </w:p>
-        </w:tc>
-        <w:tc>
-          <w:tcPr>
-            <w:tcW w:type="dxa" w:w="6690"/>
-          </w:tcPr>
-          <w:p>
-            <w:r>
-              <w:t>Obligatoire</w:t>
-            </w:r>
-          </w:p>
-        </w:tc>
-      </w:tr>
-      <w:tr>
-        <w:tc>
-          <w:tcPr>
-            <w:tcW w:type="dxa" w:w="2659"/>
-            <w:shd w:fill="c6d9f1"/>
-          </w:tcPr>
-          <w:p>
-            <w:r>
-              <w:t>Occurrence</w:t>
-            </w:r>
-          </w:p>
-        </w:tc>
-        <w:tc>
-          <w:tcPr>
-            <w:tcW w:type="dxa" w:w="6690"/>
-          </w:tcPr>
-          <w:p>
-            <w:r>
-              <w:t>Single</w:t>
-            </w:r>
-          </w:p>
-        </w:tc>
-      </w:tr>
-      <w:tr>
-        <w:tc>
-          <w:tcPr>
-            <w:tcW w:type="dxa" w:w="2659"/>
-            <w:shd w:fill="c6d9f1"/>
-          </w:tcPr>
-          <w:p>
-            <w:r>
-              <w:t>Format Type</w:t>
-            </w:r>
-          </w:p>
-        </w:tc>
-        <w:tc>
-          <w:tcPr>
-            <w:tcW w:type="dxa" w:w="6690"/>
-          </w:tcPr>
-          <w:p>
-            <w:r>
-              <w:t>Text</w:t>
-            </w:r>
-          </w:p>
-        </w:tc>
-      </w:tr>
-      <w:tr>
-        <w:tc>
-          <w:tcPr>
-            <w:tcW w:type="dxa" w:w="2659"/>
-            <w:shd w:fill="c6d9f1"/>
-          </w:tcPr>
-          <w:p>
-            <w:r>
-              <w:t>Validation EN</w:t>
-            </w:r>
-          </w:p>
-        </w:tc>
-        <w:tc>
-          <w:tcPr>
-            <w:tcW w:type="dxa" w:w="6690"/>
-          </w:tcPr>
-          <w:p>
-            <w:r/>
-          </w:p>
-        </w:tc>
-      </w:tr>
-      <w:tr>
-        <w:tc>
-          <w:tcPr>
-            <w:tcW w:type="dxa" w:w="2659"/>
-            <w:shd w:fill="c6d9f1"/>
-          </w:tcPr>
-          <w:p>
-            <w:r>
-              <w:t>Validation FR</w:t>
-            </w:r>
-          </w:p>
-        </w:tc>
-        <w:tc>
-          <w:tcPr>
-            <w:tcW w:type="dxa" w:w="6690"/>
-          </w:tcPr>
-          <w:p>
-            <w:r/>
-          </w:p>
-        </w:tc>
-      </w:tr>
-    </w:tbl>
-    <w:p>
-      <w:r>
-        <w:br/>
-        <w:br/>
-      </w:r>
-    </w:p>
-    <w:p>
-      <w:pPr>
-        <w:pStyle w:val="Heading2"/>
-      </w:pPr>
-      <w:r>
-        <w:t>1-7 Indicator Deadline (English)</w:t>
-        <w:br/>
-      </w:r>
-    </w:p>
-    <w:tbl>
-      <w:tblPr>
-        <w:tblW w:type="auto" w:w="0"/>
-        <w:tblLayout w:type="fixed"/>
-        <w:tblLook w:firstColumn="1" w:firstRow="1" w:lastColumn="0" w:lastRow="0" w:noHBand="0" w:noVBand="1" w:val="04A0"/>
-      </w:tblPr>
-      <w:tblGrid>
-        <w:gridCol w:w="2659"/>
-        <w:gridCol w:w="6690"/>
-      </w:tblGrid>
-      <w:tr>
-        <w:tc>
-          <w:tcPr>
-            <w:tcW w:type="dxa" w:w="2659"/>
-            <w:shd w:fill="c6d9f1"/>
-            <w:shd w:fill="d9d9d9"/>
-          </w:tcPr>
-          <w:p>
-            <w:r>
-              <w:t>Attribute</w:t>
-            </w:r>
-          </w:p>
-        </w:tc>
-        <w:tc>
-          <w:tcPr>
-            <w:tcW w:type="dxa" w:w="6690"/>
-            <w:shd w:fill="d9d9d9"/>
-          </w:tcPr>
-          <w:p>
-            <w:r>
-              <w:t>Attribute Description</w:t>
-            </w:r>
-          </w:p>
-        </w:tc>
-      </w:tr>
-      <w:tr>
-        <w:tc>
-          <w:tcPr>
-            <w:tcW w:type="dxa" w:w="2659"/>
-            <w:shd w:fill="c6d9f1"/>
-          </w:tcPr>
-          <w:p>
-            <w:r>
-              <w:t>Field Name EN</w:t>
-            </w:r>
-          </w:p>
-        </w:tc>
-        <w:tc>
-          <w:tcPr>
-            <w:tcW w:type="dxa" w:w="6690"/>
-          </w:tcPr>
-          <w:p>
-            <w:r>
-              <w:t>Indicator Deadline (English)</w:t>
-            </w:r>
-          </w:p>
-        </w:tc>
-      </w:tr>
-      <w:tr>
-        <w:tc>
-          <w:tcPr>
-            <w:tcW w:type="dxa" w:w="2659"/>
-            <w:shd w:fill="c6d9f1"/>
-          </w:tcPr>
-          <w:p>
-            <w:r>
-              <w:t>Field Name FR</w:t>
-            </w:r>
-          </w:p>
-        </w:tc>
-        <w:tc>
-          <w:tcPr>
-            <w:tcW w:type="dxa" w:w="6690"/>
-          </w:tcPr>
-          <w:p>
-            <w:r>
-              <w:t>Date limite de l'indicateur (anglais)</w:t>
-            </w:r>
-          </w:p>
-        </w:tc>
-      </w:tr>
-      <w:tr>
-        <w:tc>
-          <w:tcPr>
-            <w:tcW w:type="dxa" w:w="2659"/>
-            <w:shd w:fill="c6d9f1"/>
-          </w:tcPr>
-          <w:p>
-            <w:r>
-              <w:t>ID</w:t>
-            </w:r>
-          </w:p>
-        </w:tc>
-        <w:tc>
-          <w:tcPr>
-            <w:tcW w:type="dxa" w:w="6690"/>
-          </w:tcPr>
-          <w:p>
-            <w:r>
-              <w:t>indicator_deadline_en</w:t>
-            </w:r>
-          </w:p>
-        </w:tc>
-      </w:tr>
-      <w:tr>
-        <w:tc>
-          <w:tcPr>
-            <w:tcW w:type="dxa" w:w="2659"/>
-            <w:shd w:fill="c6d9f1"/>
-          </w:tcPr>
-          <w:p>
-            <w:r>
-              <w:t>Description EN</w:t>
-            </w:r>
-          </w:p>
-        </w:tc>
-        <w:tc>
-          <w:tcPr>
-            <w:tcW w:type="dxa" w:w="6690"/>
-          </w:tcPr>
-          <w:p>
-            <w:r>
-              <w:t>Completion deadline for selected indicator, in English</w:t>
-            </w:r>
-          </w:p>
-        </w:tc>
-      </w:tr>
-      <w:tr>
-        <w:tc>
-          <w:tcPr>
-            <w:tcW w:type="dxa" w:w="2659"/>
-            <w:shd w:fill="c6d9f1"/>
-          </w:tcPr>
-          <w:p>
-            <w:r>
-              <w:t>Description FR</w:t>
-            </w:r>
-          </w:p>
-        </w:tc>
-        <w:tc>
-          <w:tcPr>
-            <w:tcW w:type="dxa" w:w="6690"/>
-          </w:tcPr>
-          <w:p>
-            <w:r>
-              <w:t>Date limite d'achèvement pour l'indicateur sélectionné en anglais</w:t>
-            </w:r>
-          </w:p>
-        </w:tc>
-      </w:tr>
-      <w:tr>
-        <w:tc>
-          <w:tcPr>
-            <w:tcW w:type="dxa" w:w="2659"/>
-            <w:shd w:fill="c6d9f1"/>
-          </w:tcPr>
-          <w:p>
-            <w:r>
-              <w:t>Obligation EN</w:t>
-            </w:r>
-          </w:p>
-        </w:tc>
-        <w:tc>
-          <w:tcPr>
-            <w:tcW w:type="dxa" w:w="6690"/>
-          </w:tcPr>
-          <w:p>
-            <w:r>
-              <w:t>Mandatory</w:t>
-            </w:r>
-          </w:p>
-        </w:tc>
-      </w:tr>
-      <w:tr>
-        <w:tc>
-          <w:tcPr>
-            <w:tcW w:type="dxa" w:w="2659"/>
-            <w:shd w:fill="c6d9f1"/>
-          </w:tcPr>
-          <w:p>
-            <w:r>
-              <w:t>Obligation FR</w:t>
-            </w:r>
-          </w:p>
-        </w:tc>
-        <w:tc>
-          <w:tcPr>
-            <w:tcW w:type="dxa" w:w="6690"/>
-          </w:tcPr>
-          <w:p>
-            <w:r>
-              <w:t>Obligatoire</w:t>
-            </w:r>
-          </w:p>
-        </w:tc>
-      </w:tr>
-      <w:tr>
-        <w:tc>
-          <w:tcPr>
-            <w:tcW w:type="dxa" w:w="2659"/>
-            <w:shd w:fill="c6d9f1"/>
-          </w:tcPr>
-          <w:p>
-            <w:r>
-              <w:t>Occurrence</w:t>
-            </w:r>
-          </w:p>
-        </w:tc>
-        <w:tc>
-          <w:tcPr>
-            <w:tcW w:type="dxa" w:w="6690"/>
-          </w:tcPr>
-          <w:p>
-            <w:r>
-              <w:t>Single</w:t>
-            </w:r>
-          </w:p>
-        </w:tc>
-      </w:tr>
-      <w:tr>
-        <w:tc>
-          <w:tcPr>
-            <w:tcW w:type="dxa" w:w="2659"/>
-            <w:shd w:fill="c6d9f1"/>
-          </w:tcPr>
-          <w:p>
-            <w:r>
-              <w:t>Format Type</w:t>
-            </w:r>
-          </w:p>
-        </w:tc>
-        <w:tc>
-          <w:tcPr>
-            <w:tcW w:type="dxa" w:w="6690"/>
-          </w:tcPr>
-          <w:p>
-            <w:r>
-              <w:t>Text</w:t>
-            </w:r>
-          </w:p>
-        </w:tc>
-      </w:tr>
-      <w:tr>
-        <w:tc>
-          <w:tcPr>
-            <w:tcW w:type="dxa" w:w="2659"/>
-            <w:shd w:fill="c6d9f1"/>
-          </w:tcPr>
-          <w:p>
-            <w:r>
-              <w:t>Validation EN</w:t>
-            </w:r>
-          </w:p>
-        </w:tc>
-        <w:tc>
-          <w:tcPr>
-            <w:tcW w:type="dxa" w:w="6690"/>
-          </w:tcPr>
-          <w:p>
-            <w:r/>
-          </w:p>
-        </w:tc>
-      </w:tr>
-      <w:tr>
-        <w:tc>
-          <w:tcPr>
-            <w:tcW w:type="dxa" w:w="2659"/>
-            <w:shd w:fill="c6d9f1"/>
-          </w:tcPr>
-          <w:p>
-            <w:r>
-              <w:t>Validation FR</w:t>
-            </w:r>
-          </w:p>
-        </w:tc>
-        <w:tc>
-          <w:tcPr>
-            <w:tcW w:type="dxa" w:w="6690"/>
-          </w:tcPr>
-          <w:p>
-            <w:r/>
-          </w:p>
-        </w:tc>
-      </w:tr>
-    </w:tbl>
-    <w:p>
-      <w:r>
-        <w:br/>
-        <w:br/>
-      </w:r>
-    </w:p>
-    <w:p>
-      <w:pPr>
-        <w:pStyle w:val="Heading2"/>
-      </w:pPr>
-      <w:r>
-        <w:t>1-8 Indicator Deadline (French)</w:t>
-        <w:br/>
-      </w:r>
-    </w:p>
-    <w:tbl>
-      <w:tblPr>
-        <w:tblW w:type="auto" w:w="0"/>
-        <w:tblLayout w:type="fixed"/>
-        <w:tblLook w:firstColumn="1" w:firstRow="1" w:lastColumn="0" w:lastRow="0" w:noHBand="0" w:noVBand="1" w:val="04A0"/>
-      </w:tblPr>
-      <w:tblGrid>
-        <w:gridCol w:w="2659"/>
-        <w:gridCol w:w="6690"/>
-      </w:tblGrid>
-      <w:tr>
-        <w:tc>
-          <w:tcPr>
-            <w:tcW w:type="dxa" w:w="2659"/>
-            <w:shd w:fill="c6d9f1"/>
-            <w:shd w:fill="d9d9d9"/>
-          </w:tcPr>
-          <w:p>
-            <w:r>
-              <w:t>Attribute</w:t>
-            </w:r>
-          </w:p>
-        </w:tc>
-        <w:tc>
-          <w:tcPr>
-            <w:tcW w:type="dxa" w:w="6690"/>
-            <w:shd w:fill="d9d9d9"/>
-          </w:tcPr>
-          <w:p>
-            <w:r>
-              <w:t>Attribute Description</w:t>
-            </w:r>
-          </w:p>
-        </w:tc>
-      </w:tr>
-      <w:tr>
-        <w:tc>
-          <w:tcPr>
-            <w:tcW w:type="dxa" w:w="2659"/>
-            <w:shd w:fill="c6d9f1"/>
-          </w:tcPr>
-          <w:p>
-            <w:r>
-              <w:t>Field Name EN</w:t>
-            </w:r>
-          </w:p>
-        </w:tc>
-        <w:tc>
-          <w:tcPr>
-            <w:tcW w:type="dxa" w:w="6690"/>
-          </w:tcPr>
-          <w:p>
-            <w:r>
-              <w:t>Indicator Deadline (French)</w:t>
-            </w:r>
-          </w:p>
-        </w:tc>
-      </w:tr>
-      <w:tr>
-        <w:tc>
-          <w:tcPr>
-            <w:tcW w:type="dxa" w:w="2659"/>
-            <w:shd w:fill="c6d9f1"/>
-          </w:tcPr>
-          <w:p>
-            <w:r>
-              <w:t>Field Name FR</w:t>
-            </w:r>
-          </w:p>
-        </w:tc>
-        <w:tc>
-          <w:tcPr>
-            <w:tcW w:type="dxa" w:w="6690"/>
-          </w:tcPr>
-          <w:p>
-            <w:r>
-              <w:t>Date limite de l'indicateur (français)</w:t>
-            </w:r>
-          </w:p>
-        </w:tc>
-      </w:tr>
-      <w:tr>
-        <w:tc>
-          <w:tcPr>
-            <w:tcW w:type="dxa" w:w="2659"/>
-            <w:shd w:fill="c6d9f1"/>
-          </w:tcPr>
-          <w:p>
-            <w:r>
-              <w:t>ID</w:t>
-            </w:r>
-          </w:p>
-        </w:tc>
-        <w:tc>
-          <w:tcPr>
-            <w:tcW w:type="dxa" w:w="6690"/>
-          </w:tcPr>
-          <w:p>
-            <w:r>
-              <w:t>indicator_deadline_fr</w:t>
-            </w:r>
-          </w:p>
-        </w:tc>
-      </w:tr>
-      <w:tr>
-        <w:tc>
-          <w:tcPr>
-            <w:tcW w:type="dxa" w:w="2659"/>
-            <w:shd w:fill="c6d9f1"/>
-          </w:tcPr>
-          <w:p>
-            <w:r>
-              <w:t>Description EN</w:t>
-            </w:r>
-          </w:p>
-        </w:tc>
-        <w:tc>
-          <w:tcPr>
-            <w:tcW w:type="dxa" w:w="6690"/>
-          </w:tcPr>
-          <w:p>
-            <w:r>
-              <w:t>Completion deadline for selected indicator, in French</w:t>
-            </w:r>
-          </w:p>
-        </w:tc>
-      </w:tr>
-      <w:tr>
-        <w:tc>
-          <w:tcPr>
-            <w:tcW w:type="dxa" w:w="2659"/>
-            <w:shd w:fill="c6d9f1"/>
-          </w:tcPr>
-          <w:p>
-            <w:r>
-              <w:t>Description FR</w:t>
-            </w:r>
-          </w:p>
-        </w:tc>
-        <w:tc>
-          <w:tcPr>
-            <w:tcW w:type="dxa" w:w="6690"/>
-          </w:tcPr>
-          <w:p>
-            <w:r>
-              <w:t>Date limite d'achèvement pour l'indicateur sélectionné en français</w:t>
-            </w:r>
-          </w:p>
-        </w:tc>
-      </w:tr>
-      <w:tr>
-        <w:tc>
-          <w:tcPr>
-            <w:tcW w:type="dxa" w:w="2659"/>
-            <w:shd w:fill="c6d9f1"/>
-          </w:tcPr>
-          <w:p>
-            <w:r>
-              <w:t>Obligation EN</w:t>
-            </w:r>
-          </w:p>
-        </w:tc>
-        <w:tc>
-          <w:tcPr>
-            <w:tcW w:type="dxa" w:w="6690"/>
-          </w:tcPr>
-          <w:p>
-            <w:r>
-              <w:t>Mandatory</w:t>
-            </w:r>
-          </w:p>
-        </w:tc>
-      </w:tr>
-      <w:tr>
-        <w:tc>
-          <w:tcPr>
-            <w:tcW w:type="dxa" w:w="2659"/>
-            <w:shd w:fill="c6d9f1"/>
-          </w:tcPr>
-          <w:p>
-            <w:r>
-              <w:t>Obligation FR</w:t>
-            </w:r>
-          </w:p>
-        </w:tc>
-        <w:tc>
-          <w:tcPr>
-            <w:tcW w:type="dxa" w:w="6690"/>
-          </w:tcPr>
-          <w:p>
-            <w:r>
-              <w:t>Obligatoire</w:t>
-            </w:r>
-          </w:p>
-        </w:tc>
-      </w:tr>
-      <w:tr>
-        <w:tc>
-          <w:tcPr>
-            <w:tcW w:type="dxa" w:w="2659"/>
-            <w:shd w:fill="c6d9f1"/>
-          </w:tcPr>
-          <w:p>
-            <w:r>
-              <w:t>Occurrence</w:t>
-            </w:r>
-          </w:p>
-        </w:tc>
-        <w:tc>
-          <w:tcPr>
-            <w:tcW w:type="dxa" w:w="6690"/>
-          </w:tcPr>
-          <w:p>
-            <w:r>
-              <w:t>Single</w:t>
-            </w:r>
-          </w:p>
-        </w:tc>
-      </w:tr>
-      <w:tr>
-        <w:tc>
-          <w:tcPr>
-            <w:tcW w:type="dxa" w:w="2659"/>
-            <w:shd w:fill="c6d9f1"/>
-          </w:tcPr>
-          <w:p>
-            <w:r>
-              <w:t>Format Type</w:t>
-            </w:r>
-          </w:p>
-        </w:tc>
-        <w:tc>
-          <w:tcPr>
-            <w:tcW w:type="dxa" w:w="6690"/>
-          </w:tcPr>
-          <w:p>
-            <w:r>
-              <w:t>Text</w:t>
-            </w:r>
-          </w:p>
-        </w:tc>
-      </w:tr>
-      <w:tr>
-        <w:tc>
-          <w:tcPr>
-            <w:tcW w:type="dxa" w:w="2659"/>
-            <w:shd w:fill="c6d9f1"/>
-          </w:tcPr>
-          <w:p>
-            <w:r>
-              <w:t>Validation EN</w:t>
-            </w:r>
-          </w:p>
-        </w:tc>
-        <w:tc>
-          <w:tcPr>
-            <w:tcW w:type="dxa" w:w="6690"/>
-          </w:tcPr>
-          <w:p>
-            <w:r/>
-          </w:p>
-        </w:tc>
-      </w:tr>
-      <w:tr>
-        <w:tc>
-          <w:tcPr>
-            <w:tcW w:type="dxa" w:w="2659"/>
-            <w:shd w:fill="c6d9f1"/>
-          </w:tcPr>
-          <w:p>
-            <w:r>
-              <w:t>Validation FR</w:t>
-            </w:r>
-          </w:p>
-        </w:tc>
-        <w:tc>
-          <w:tcPr>
-            <w:tcW w:type="dxa" w:w="6690"/>
-          </w:tcPr>
-          <w:p>
-            <w:r/>
-          </w:p>
-        </w:tc>
-      </w:tr>
-    </w:tbl>
-    <w:p>
-      <w:r>
-        <w:br/>
-        <w:br/>
-      </w:r>
-    </w:p>
-    <w:p>
-      <w:pPr>
-        <w:pStyle w:val="Heading2"/>
-      </w:pPr>
-      <w:r>
-        <w:t>1-9 Indicator Lead Department</w:t>
-        <w:br/>
-      </w:r>
-    </w:p>
-    <w:tbl>
-      <w:tblPr>
-        <w:tblW w:type="auto" w:w="0"/>
-        <w:tblLayout w:type="fixed"/>
-        <w:tblLook w:firstColumn="1" w:firstRow="1" w:lastColumn="0" w:lastRow="0" w:noHBand="0" w:noVBand="1" w:val="04A0"/>
-      </w:tblPr>
-      <w:tblGrid>
-        <w:gridCol w:w="2659"/>
-        <w:gridCol w:w="6690"/>
-      </w:tblGrid>
-      <w:tr>
-        <w:tc>
-          <w:tcPr>
-            <w:tcW w:type="dxa" w:w="2659"/>
-            <w:shd w:fill="c6d9f1"/>
-            <w:shd w:fill="d9d9d9"/>
-          </w:tcPr>
-          <w:p>
-            <w:r>
-              <w:t>Attribute</w:t>
-            </w:r>
-          </w:p>
-        </w:tc>
-        <w:tc>
-          <w:tcPr>
-            <w:tcW w:type="dxa" w:w="6690"/>
-            <w:shd w:fill="d9d9d9"/>
-          </w:tcPr>
-          <w:p>
-            <w:r>
-              <w:t>Attribute Description</w:t>
-            </w:r>
-          </w:p>
-        </w:tc>
-      </w:tr>
-      <w:tr>
-        <w:tc>
-          <w:tcPr>
-            <w:tcW w:type="dxa" w:w="2659"/>
-            <w:shd w:fill="c6d9f1"/>
-          </w:tcPr>
-          <w:p>
-            <w:r>
-              <w:t>Field Name EN</w:t>
-            </w:r>
-          </w:p>
-        </w:tc>
-        <w:tc>
-          <w:tcPr>
-            <w:tcW w:type="dxa" w:w="6690"/>
-          </w:tcPr>
-          <w:p>
-            <w:r>
-              <w:t>Indicator Lead Department</w:t>
-            </w:r>
-          </w:p>
-        </w:tc>
-      </w:tr>
-      <w:tr>
-        <w:tc>
-          <w:tcPr>
-            <w:tcW w:type="dxa" w:w="2659"/>
-            <w:shd w:fill="c6d9f1"/>
-          </w:tcPr>
-          <w:p>
-            <w:r>
-              <w:t>Field Name FR</w:t>
-            </w:r>
-          </w:p>
-        </w:tc>
-        <w:tc>
-          <w:tcPr>
-            <w:tcW w:type="dxa" w:w="6690"/>
-          </w:tcPr>
-          <w:p>
-            <w:r>
-              <w:t>Ministère responsable</w:t>
-            </w:r>
-          </w:p>
-        </w:tc>
-      </w:tr>
-      <w:tr>
-        <w:tc>
-          <w:tcPr>
-            <w:tcW w:type="dxa" w:w="2659"/>
-            <w:shd w:fill="c6d9f1"/>
-          </w:tcPr>
-          <w:p>
-            <w:r>
-              <w:t>ID</w:t>
-            </w:r>
-          </w:p>
-        </w:tc>
-        <w:tc>
-          <w:tcPr>
-            <w:tcW w:type="dxa" w:w="6690"/>
-          </w:tcPr>
-          <w:p>
-            <w:r>
-              <w:t>indicator_lead_dept</w:t>
-            </w:r>
-          </w:p>
-        </w:tc>
-      </w:tr>
-      <w:tr>
-        <w:tc>
-          <w:tcPr>
-            <w:tcW w:type="dxa" w:w="2659"/>
-            <w:shd w:fill="c6d9f1"/>
-          </w:tcPr>
-          <w:p>
-            <w:r>
-              <w:t>Description EN</w:t>
-            </w:r>
-          </w:p>
-        </w:tc>
-        <w:tc>
-          <w:tcPr>
-            <w:tcW w:type="dxa" w:w="6690"/>
-          </w:tcPr>
-          <w:p>
-            <w:r>
-              <w:t>Department responsible for the implementation of the selected indicator</w:t>
-            </w:r>
-          </w:p>
-        </w:tc>
-      </w:tr>
-      <w:tr>
-        <w:tc>
-          <w:tcPr>
-            <w:tcW w:type="dxa" w:w="2659"/>
-            <w:shd w:fill="c6d9f1"/>
-          </w:tcPr>
-          <w:p>
-            <w:r>
-              <w:t>Description FR</w:t>
-            </w:r>
-          </w:p>
-        </w:tc>
-        <w:tc>
-          <w:tcPr>
-            <w:tcW w:type="dxa" w:w="6690"/>
-          </w:tcPr>
-          <w:p>
-            <w:r>
-              <w:t>Ministère responsable de la mise en oeuvre de l'indicateur sélectionné</w:t>
-            </w:r>
-          </w:p>
-        </w:tc>
-      </w:tr>
-      <w:tr>
-        <w:tc>
-          <w:tcPr>
-            <w:tcW w:type="dxa" w:w="2659"/>
-            <w:shd w:fill="c6d9f1"/>
-          </w:tcPr>
-          <w:p>
-            <w:r>
-              <w:t>Obligation EN</w:t>
-            </w:r>
-          </w:p>
-        </w:tc>
-        <w:tc>
-          <w:tcPr>
-            <w:tcW w:type="dxa" w:w="6690"/>
-          </w:tcPr>
-          <w:p>
-            <w:r>
-              <w:t>Mandatory</w:t>
-            </w:r>
-          </w:p>
-        </w:tc>
-      </w:tr>
-      <w:tr>
-        <w:tc>
-          <w:tcPr>
-            <w:tcW w:type="dxa" w:w="2659"/>
-            <w:shd w:fill="c6d9f1"/>
-          </w:tcPr>
-          <w:p>
-            <w:r>
-              <w:t>Obligation FR</w:t>
-            </w:r>
-          </w:p>
-        </w:tc>
-        <w:tc>
-          <w:tcPr>
-            <w:tcW w:type="dxa" w:w="6690"/>
-          </w:tcPr>
-          <w:p>
-            <w:r>
-              <w:t>Obligatoire</w:t>
-            </w:r>
-          </w:p>
-        </w:tc>
-      </w:tr>
-      <w:tr>
-        <w:tc>
-          <w:tcPr>
-            <w:tcW w:type="dxa" w:w="2659"/>
-            <w:shd w:fill="c6d9f1"/>
-          </w:tcPr>
-          <w:p>
-            <w:r>
-              <w:t>Occurrence</w:t>
-            </w:r>
-          </w:p>
-        </w:tc>
-        <w:tc>
-          <w:tcPr>
-            <w:tcW w:type="dxa" w:w="6690"/>
-          </w:tcPr>
-          <w:p>
-            <w:r>
-              <w:t>Single</w:t>
-            </w:r>
-          </w:p>
-        </w:tc>
-      </w:tr>
-      <w:tr>
-        <w:tc>
-          <w:tcPr>
-            <w:tcW w:type="dxa" w:w="2659"/>
-            <w:shd w:fill="c6d9f1"/>
-          </w:tcPr>
-          <w:p>
-            <w:r>
-              <w:t>Format Type</w:t>
-            </w:r>
-          </w:p>
-        </w:tc>
-        <w:tc>
-          <w:tcPr>
-            <w:tcW w:type="dxa" w:w="6690"/>
-          </w:tcPr>
-          <w:p>
-            <w:r>
-              <w:t>Text Array</w:t>
-            </w:r>
-          </w:p>
-        </w:tc>
-      </w:tr>
-      <w:tr>
-        <w:tc>
-          <w:tcPr>
-            <w:tcW w:type="dxa" w:w="2659"/>
-            <w:shd w:fill="c6d9f1"/>
-          </w:tcPr>
-          <w:p>
-            <w:r>
-              <w:t>Validation EN</w:t>
-            </w:r>
-          </w:p>
-        </w:tc>
-        <w:tc>
-          <w:tcPr>
-            <w:tcW w:type="dxa" w:w="6690"/>
-          </w:tcPr>
-          <w:p>
-            <w:r/>
-          </w:p>
-        </w:tc>
-      </w:tr>
-      <w:tr>
-        <w:tc>
-          <w:tcPr>
-            <w:tcW w:type="dxa" w:w="2659"/>
-            <w:shd w:fill="c6d9f1"/>
-          </w:tcPr>
-          <w:p>
-            <w:r>
-              <w:t>Validation FR</w:t>
-            </w:r>
-          </w:p>
-        </w:tc>
-        <w:tc>
-          <w:tcPr>
-            <w:tcW w:type="dxa" w:w="6690"/>
-          </w:tcPr>
-          <w:p>
-            <w:r/>
-          </w:p>
-        </w:tc>
-      </w:tr>
-    </w:tbl>
-    <w:p>
-      <w:r>
-        <w:br/>
-        <w:br/>
-      </w:r>
-    </w:p>
-    <w:p>
-      <w:pPr>
-        <w:pStyle w:val="Heading2"/>
-      </w:pPr>
-      <w:r>
-        <w:t>1-10 Status</w:t>
+        <w:t>1-5 Status</w:t>
         <w:br/>
       </w:r>
     </w:p>
@@ -14900,7 +13400,7 @@
         <w:pStyle w:val="Heading2"/>
       </w:pPr>
       <w:r>
-        <w:t>1-11 Progress during reporting period (English)</w:t>
+        <w:t>1-6 Progress during reporting period (English)</w:t>
         <w:br/>
       </w:r>
     </w:p>
@@ -15226,7 +13726,7 @@
         <w:pStyle w:val="Heading2"/>
       </w:pPr>
       <w:r>
-        <w:t>1-12 Progress during reporting period (French)</w:t>
+        <w:t>1-7 Progress during reporting period (French)</w:t>
         <w:br/>
       </w:r>
     </w:p>
@@ -15552,7 +14052,7 @@
         <w:pStyle w:val="Heading2"/>
       </w:pPr>
       <w:r>
-        <w:t>1-13 Evidence of progress (English)</w:t>
+        <w:t>1-8 Evidence of progress (English)</w:t>
         <w:br/>
       </w:r>
     </w:p>
@@ -15875,7 +14375,7 @@
         <w:pStyle w:val="Heading2"/>
       </w:pPr>
       <w:r>
-        <w:t>1-14 Evidence of progress (French)</w:t>
+        <w:t>1-9 Evidence of progress (French)</w:t>
         <w:br/>
       </w:r>
     </w:p>
@@ -16198,7 +14698,7 @@
         <w:pStyle w:val="Heading2"/>
       </w:pPr>
       <w:r>
-        <w:t>1-15 Challenges</w:t>
+        <w:t>1-10 Challenges (English)</w:t>
         <w:br/>
       </w:r>
     </w:p>
@@ -16255,7 +14755,7 @@
           </w:tcPr>
           <w:p>
             <w:r>
-              <w:t>Challenges</w:t>
+              <w:t>Challenges (English)</w:t>
             </w:r>
           </w:p>
         </w:tc>
@@ -16278,7 +14778,7 @@
           </w:tcPr>
           <w:p>
             <w:r>
-              <w:t>Défis</w:t>
+              <w:t>Défis (anglais)</w:t>
             </w:r>
           </w:p>
         </w:tc>
@@ -16301,7 +14801,7 @@
           </w:tcPr>
           <w:p>
             <w:r>
-              <w:t>challenges</w:t>
+              <w:t>challenges_en</w:t>
             </w:r>
           </w:p>
         </w:tc>
@@ -16324,7 +14824,7 @@
           </w:tcPr>
           <w:p>
             <w:r>
-              <w:t>Describe any challenges faced</w:t>
+              <w:t>Describe any challenges faced, in English</w:t>
             </w:r>
           </w:p>
         </w:tc>
@@ -16347,7 +14847,7 @@
           </w:tcPr>
           <w:p>
             <w:r>
-              <w:t>Décrivez les défis rencontrés</w:t>
+              <w:t>Décrivez les défis rencontrés en anglais</w:t>
             </w:r>
           </w:p>
         </w:tc>
@@ -16416,7 +14916,7 @@
           </w:tcPr>
           <w:p>
             <w:r>
-              <w:t>Repeatable</w:t>
+              <w:t>Single</w:t>
             </w:r>
           </w:p>
         </w:tc>
@@ -16439,7 +14939,7 @@
           </w:tcPr>
           <w:p>
             <w:r>
-              <w:t>Text Array</w:t>
+              <w:t>Text</w:t>
             </w:r>
           </w:p>
         </w:tc>
@@ -16508,252 +15008,10 @@
           </w:tcPr>
           <w:p>
             <w:r>
-              <w:t>CF</w:t>
-            </w:r>
-          </w:p>
-        </w:tc>
-      </w:tr>
-    </w:tbl>
-    <w:p>
-      <w:r>
-        <w:br/>
-        <w:t>Controlled List Values:</w:t>
-      </w:r>
-    </w:p>
-    <w:tbl>
-      <w:tblPr>
-        <w:tblW w:type="auto" w:w="0"/>
-        <w:tblLayout w:type="fixed"/>
-        <w:tblLook w:firstColumn="1" w:firstRow="1" w:lastColumn="0" w:lastRow="0" w:noHBand="0" w:noVBand="1" w:val="04A0"/>
-      </w:tblPr>
-      <w:tblGrid>
-        <w:gridCol w:w="2092"/>
-        <w:gridCol w:w="3628"/>
-        <w:gridCol w:w="3628"/>
-      </w:tblGrid>
-      <w:tr>
-        <w:tc>
-          <w:tcPr>
-            <w:tcW w:type="dxa" w:w="2092"/>
-            <w:shd w:fill="d9d9d9"/>
-          </w:tcPr>
-          <w:p>
-            <w:r>
-              <w:t>Code</w:t>
-            </w:r>
-          </w:p>
-        </w:tc>
-        <w:tc>
-          <w:tcPr>
-            <w:tcW w:type="dxa" w:w="3628"/>
-            <w:shd w:fill="d9d9d9"/>
-          </w:tcPr>
-          <w:p>
-            <w:r>
-              <w:t>English</w:t>
-            </w:r>
-          </w:p>
-        </w:tc>
-        <w:tc>
-          <w:tcPr>
-            <w:tcW w:type="dxa" w:w="3628"/>
-            <w:shd w:fill="d9d9d9"/>
-          </w:tcPr>
-          <w:p>
-            <w:r>
-              <w:t>French</w:t>
-            </w:r>
-          </w:p>
-        </w:tc>
-      </w:tr>
-      <w:tr>
-        <w:tc>
-          <w:tcPr>
-            <w:tcW w:type="dxa" w:w="2092"/>
-          </w:tcPr>
-          <w:p>
-            <w:r>
-              <w:t>CF</w:t>
-            </w:r>
-          </w:p>
-        </w:tc>
-        <w:tc>
-          <w:tcPr>
-            <w:tcW w:type="dxa" w:w="3628"/>
-          </w:tcPr>
-          <w:p>
-            <w:r>
-              <w:t>Change of funding</w:t>
-            </w:r>
-          </w:p>
-        </w:tc>
-        <w:tc>
-          <w:tcPr>
-            <w:tcW w:type="dxa" w:w="3628"/>
-          </w:tcPr>
-          <w:p>
-            <w:r>
-              <w:t>Changement de financement</w:t>
-            </w:r>
-          </w:p>
-        </w:tc>
-      </w:tr>
-      <w:tr>
-        <w:tc>
-          <w:tcPr>
-            <w:tcW w:type="dxa" w:w="2092"/>
-          </w:tcPr>
-          <w:p>
-            <w:r>
-              <w:t>LR</w:t>
-            </w:r>
-          </w:p>
-        </w:tc>
-        <w:tc>
-          <w:tcPr>
-            <w:tcW w:type="dxa" w:w="3628"/>
-          </w:tcPr>
-          <w:p>
-            <w:r>
-              <w:t>Lack of resources</w:t>
-            </w:r>
-          </w:p>
-        </w:tc>
-        <w:tc>
-          <w:tcPr>
-            <w:tcW w:type="dxa" w:w="3628"/>
-          </w:tcPr>
-          <w:p>
-            <w:r>
-              <w:t>Manque de ressources</w:t>
-            </w:r>
-          </w:p>
-        </w:tc>
-      </w:tr>
-      <w:tr>
-        <w:tc>
-          <w:tcPr>
-            <w:tcW w:type="dxa" w:w="2092"/>
-          </w:tcPr>
-          <w:p>
-            <w:r>
-              <w:t>SP</w:t>
-            </w:r>
-          </w:p>
-        </w:tc>
-        <w:tc>
-          <w:tcPr>
-            <w:tcW w:type="dxa" w:w="3628"/>
-          </w:tcPr>
-          <w:p>
-            <w:r>
-              <w:t>Shift in priorities</w:t>
-            </w:r>
-          </w:p>
-        </w:tc>
-        <w:tc>
-          <w:tcPr>
-            <w:tcW w:type="dxa" w:w="3628"/>
-          </w:tcPr>
-          <w:p>
-            <w:r>
-              <w:t>Changement de priorités</w:t>
-            </w:r>
-          </w:p>
-        </w:tc>
-      </w:tr>
-      <w:tr>
-        <w:tc>
-          <w:tcPr>
-            <w:tcW w:type="dxa" w:w="2092"/>
-          </w:tcPr>
-          <w:p>
-            <w:r>
-              <w:t>DA</w:t>
-            </w:r>
-          </w:p>
-        </w:tc>
-        <w:tc>
-          <w:tcPr>
-            <w:tcW w:type="dxa" w:w="3628"/>
-          </w:tcPr>
-          <w:p>
-            <w:r>
-              <w:t>Delay in approvals</w:t>
-            </w:r>
-          </w:p>
-        </w:tc>
-        <w:tc>
-          <w:tcPr>
-            <w:tcW w:type="dxa" w:w="3628"/>
-          </w:tcPr>
-          <w:p>
-            <w:r>
-              <w:t>Retard dans les approbations</w:t>
-            </w:r>
-          </w:p>
-        </w:tc>
-      </w:tr>
-      <w:tr>
-        <w:tc>
-          <w:tcPr>
-            <w:tcW w:type="dxa" w:w="2092"/>
-          </w:tcPr>
-          <w:p>
-            <w:r>
-              <w:t>OA</w:t>
-            </w:r>
-          </w:p>
-        </w:tc>
-        <w:tc>
-          <w:tcPr>
-            <w:tcW w:type="dxa" w:w="3628"/>
-          </w:tcPr>
-          <w:p>
-            <w:r>
-              <w:t>Dependant on other activities (e.g. an activity can only start after another activity has completed)</w:t>
-            </w:r>
-          </w:p>
-        </w:tc>
-        <w:tc>
-          <w:tcPr>
-            <w:tcW w:type="dxa" w:w="3628"/>
-          </w:tcPr>
-          <w:p>
-            <w:r>
-              <w:t>Dépendant d'autres activités (par exemple, une activité ne peut commencer qu'après la fin d'une autre activité)</w:t>
-            </w:r>
-          </w:p>
-        </w:tc>
-      </w:tr>
-      <w:tr>
-        <w:tc>
-          <w:tcPr>
-            <w:tcW w:type="dxa" w:w="2092"/>
-          </w:tcPr>
-          <w:p>
-            <w:r>
-              <w:t>OT</w:t>
-            </w:r>
-          </w:p>
-        </w:tc>
-        <w:tc>
-          <w:tcPr>
-            <w:tcW w:type="dxa" w:w="3628"/>
-          </w:tcPr>
-          <w:p>
-            <w:r>
-              <w:t>Other</w:t>
-            </w:r>
-          </w:p>
-        </w:tc>
-        <w:tc>
-          <w:tcPr>
-            <w:tcW w:type="dxa" w:w="3628"/>
-          </w:tcPr>
-          <w:p>
-            <w:r>
-              <w:t>Autre</w:t>
+              <w:t>- Change of funding</w:t>
+              <w:br/>
+              <w:t>- Lack of resources</w:t>
+              <w:br/>
             </w:r>
           </w:p>
         </w:tc>
@@ -16770,7 +15028,7 @@
         <w:pStyle w:val="Heading2"/>
       </w:pPr>
       <w:r>
-        <w:t>1-16 Other Challenges (English)</w:t>
+        <w:t>1-11 Challenges (French)</w:t>
         <w:br/>
       </w:r>
     </w:p>
@@ -16827,7 +15085,7 @@
           </w:tcPr>
           <w:p>
             <w:r>
-              <w:t>Other Challenges (English)</w:t>
+              <w:t>Challenges (French)</w:t>
             </w:r>
           </w:p>
         </w:tc>
@@ -16850,7 +15108,7 @@
           </w:tcPr>
           <w:p>
             <w:r>
-              <w:t>Autres défis (anglais)</w:t>
+              <w:t>Défis (français)</w:t>
             </w:r>
           </w:p>
         </w:tc>
@@ -16873,7 +15131,7 @@
           </w:tcPr>
           <w:p>
             <w:r>
-              <w:t>challenges_other_en</w:t>
+              <w:t>challenges_fr</w:t>
             </w:r>
           </w:p>
         </w:tc>
@@ -16896,7 +15154,7 @@
           </w:tcPr>
           <w:p>
             <w:r>
-              <w:t>Other challenges faced during implementation, in English</w:t>
+              <w:t>Describe any challenges faced, in French</w:t>
             </w:r>
           </w:p>
         </w:tc>
@@ -16919,7 +15177,7 @@
           </w:tcPr>
           <w:p>
             <w:r>
-              <w:t>Autres difficultés rencontrées au cours de la mise en oeuvre en anglais</w:t>
+              <w:t>Décrivez les défis rencontrés en français</w:t>
             </w:r>
           </w:p>
         </w:tc>
@@ -17034,7 +15292,7 @@
           </w:tcPr>
           <w:p>
             <w:r>
-              <w:t>Required if "Challenges" is "Other"</w:t>
+              <w:t>Required if "Status" is "Limited progress" or "Not started"</w:t>
             </w:r>
           </w:p>
         </w:tc>
@@ -17057,7 +15315,7 @@
           </w:tcPr>
           <w:p>
             <w:r>
-              <w:t>Requis si « Défis » est « Autre »</w:t>
+              <w:t>Obligatoire si « État » est « Progrès limité » ou « Pas commencé ».</w:t>
             </w:r>
           </w:p>
         </w:tc>
@@ -17080,339 +15338,9 @@
           </w:tcPr>
           <w:p>
             <w:r>
-              <w:t>- Low participation rates</w:t>
+              <w:t>- Changement de financement</w:t>
               <w:br/>
-              <w:t>- Data not available yet</w:t>
-              <w:br/>
-            </w:r>
-          </w:p>
-        </w:tc>
-      </w:tr>
-    </w:tbl>
-    <w:p>
-      <w:r>
-        <w:br/>
-        <w:br/>
-      </w:r>
-    </w:p>
-    <w:p>
-      <w:pPr>
-        <w:pStyle w:val="Heading2"/>
-      </w:pPr>
-      <w:r>
-        <w:t>1-17 Other Challenges (French)</w:t>
-        <w:br/>
-      </w:r>
-    </w:p>
-    <w:tbl>
-      <w:tblPr>
-        <w:tblW w:type="auto" w:w="0"/>
-        <w:tblLayout w:type="fixed"/>
-        <w:tblLook w:firstColumn="1" w:firstRow="1" w:lastColumn="0" w:lastRow="0" w:noHBand="0" w:noVBand="1" w:val="04A0"/>
-      </w:tblPr>
-      <w:tblGrid>
-        <w:gridCol w:w="2659"/>
-        <w:gridCol w:w="6690"/>
-      </w:tblGrid>
-      <w:tr>
-        <w:tc>
-          <w:tcPr>
-            <w:tcW w:type="dxa" w:w="2659"/>
-            <w:shd w:fill="c6d9f1"/>
-            <w:shd w:fill="d9d9d9"/>
-          </w:tcPr>
-          <w:p>
-            <w:r>
-              <w:t>Attribute</w:t>
-            </w:r>
-          </w:p>
-        </w:tc>
-        <w:tc>
-          <w:tcPr>
-            <w:tcW w:type="dxa" w:w="6690"/>
-            <w:shd w:fill="d9d9d9"/>
-          </w:tcPr>
-          <w:p>
-            <w:r>
-              <w:t>Attribute Description</w:t>
-            </w:r>
-          </w:p>
-        </w:tc>
-      </w:tr>
-      <w:tr>
-        <w:tc>
-          <w:tcPr>
-            <w:tcW w:type="dxa" w:w="2659"/>
-            <w:shd w:fill="c6d9f1"/>
-          </w:tcPr>
-          <w:p>
-            <w:r>
-              <w:t>Field Name EN</w:t>
-            </w:r>
-          </w:p>
-        </w:tc>
-        <w:tc>
-          <w:tcPr>
-            <w:tcW w:type="dxa" w:w="6690"/>
-          </w:tcPr>
-          <w:p>
-            <w:r>
-              <w:t>Other Challenges (French)</w:t>
-            </w:r>
-          </w:p>
-        </w:tc>
-      </w:tr>
-      <w:tr>
-        <w:tc>
-          <w:tcPr>
-            <w:tcW w:type="dxa" w:w="2659"/>
-            <w:shd w:fill="c6d9f1"/>
-          </w:tcPr>
-          <w:p>
-            <w:r>
-              <w:t>Field Name FR</w:t>
-            </w:r>
-          </w:p>
-        </w:tc>
-        <w:tc>
-          <w:tcPr>
-            <w:tcW w:type="dxa" w:w="6690"/>
-          </w:tcPr>
-          <w:p>
-            <w:r>
-              <w:t>Autres défis (français)</w:t>
-            </w:r>
-          </w:p>
-        </w:tc>
-      </w:tr>
-      <w:tr>
-        <w:tc>
-          <w:tcPr>
-            <w:tcW w:type="dxa" w:w="2659"/>
-            <w:shd w:fill="c6d9f1"/>
-          </w:tcPr>
-          <w:p>
-            <w:r>
-              <w:t>ID</w:t>
-            </w:r>
-          </w:p>
-        </w:tc>
-        <w:tc>
-          <w:tcPr>
-            <w:tcW w:type="dxa" w:w="6690"/>
-          </w:tcPr>
-          <w:p>
-            <w:r>
-              <w:t>challenges_other_fr</w:t>
-            </w:r>
-          </w:p>
-        </w:tc>
-      </w:tr>
-      <w:tr>
-        <w:tc>
-          <w:tcPr>
-            <w:tcW w:type="dxa" w:w="2659"/>
-            <w:shd w:fill="c6d9f1"/>
-          </w:tcPr>
-          <w:p>
-            <w:r>
-              <w:t>Description EN</w:t>
-            </w:r>
-          </w:p>
-        </w:tc>
-        <w:tc>
-          <w:tcPr>
-            <w:tcW w:type="dxa" w:w="6690"/>
-          </w:tcPr>
-          <w:p>
-            <w:r>
-              <w:t>Other challenges faced during implementation, in French</w:t>
-            </w:r>
-          </w:p>
-        </w:tc>
-      </w:tr>
-      <w:tr>
-        <w:tc>
-          <w:tcPr>
-            <w:tcW w:type="dxa" w:w="2659"/>
-            <w:shd w:fill="c6d9f1"/>
-          </w:tcPr>
-          <w:p>
-            <w:r>
-              <w:t>Description FR</w:t>
-            </w:r>
-          </w:p>
-        </w:tc>
-        <w:tc>
-          <w:tcPr>
-            <w:tcW w:type="dxa" w:w="6690"/>
-          </w:tcPr>
-          <w:p>
-            <w:r>
-              <w:t>Autres difficultés rencontrées au cours de la mise en oeuvre en français</w:t>
-            </w:r>
-          </w:p>
-        </w:tc>
-      </w:tr>
-      <w:tr>
-        <w:tc>
-          <w:tcPr>
-            <w:tcW w:type="dxa" w:w="2659"/>
-            <w:shd w:fill="c6d9f1"/>
-          </w:tcPr>
-          <w:p>
-            <w:r>
-              <w:t>Obligation EN</w:t>
-            </w:r>
-          </w:p>
-        </w:tc>
-        <w:tc>
-          <w:tcPr>
-            <w:tcW w:type="dxa" w:w="6690"/>
-          </w:tcPr>
-          <w:p>
-            <w:r>
-              <w:t>Mandatory, conditional</w:t>
-            </w:r>
-          </w:p>
-        </w:tc>
-      </w:tr>
-      <w:tr>
-        <w:tc>
-          <w:tcPr>
-            <w:tcW w:type="dxa" w:w="2659"/>
-            <w:shd w:fill="c6d9f1"/>
-          </w:tcPr>
-          <w:p>
-            <w:r>
-              <w:t>Obligation FR</w:t>
-            </w:r>
-          </w:p>
-        </w:tc>
-        <w:tc>
-          <w:tcPr>
-            <w:tcW w:type="dxa" w:w="6690"/>
-          </w:tcPr>
-          <w:p>
-            <w:r>
-              <w:t>Obligatoire, conditionnel</w:t>
-            </w:r>
-          </w:p>
-        </w:tc>
-      </w:tr>
-      <w:tr>
-        <w:tc>
-          <w:tcPr>
-            <w:tcW w:type="dxa" w:w="2659"/>
-            <w:shd w:fill="c6d9f1"/>
-          </w:tcPr>
-          <w:p>
-            <w:r>
-              <w:t>Occurrence</w:t>
-            </w:r>
-          </w:p>
-        </w:tc>
-        <w:tc>
-          <w:tcPr>
-            <w:tcW w:type="dxa" w:w="6690"/>
-          </w:tcPr>
-          <w:p>
-            <w:r>
-              <w:t>Single</w:t>
-            </w:r>
-          </w:p>
-        </w:tc>
-      </w:tr>
-      <w:tr>
-        <w:tc>
-          <w:tcPr>
-            <w:tcW w:type="dxa" w:w="2659"/>
-            <w:shd w:fill="c6d9f1"/>
-          </w:tcPr>
-          <w:p>
-            <w:r>
-              <w:t>Format Type</w:t>
-            </w:r>
-          </w:p>
-        </w:tc>
-        <w:tc>
-          <w:tcPr>
-            <w:tcW w:type="dxa" w:w="6690"/>
-          </w:tcPr>
-          <w:p>
-            <w:r>
-              <w:t>Text</w:t>
-            </w:r>
-          </w:p>
-        </w:tc>
-      </w:tr>
-      <w:tr>
-        <w:tc>
-          <w:tcPr>
-            <w:tcW w:type="dxa" w:w="2659"/>
-            <w:shd w:fill="c6d9f1"/>
-          </w:tcPr>
-          <w:p>
-            <w:r>
-              <w:t>Validation EN</w:t>
-            </w:r>
-          </w:p>
-        </w:tc>
-        <w:tc>
-          <w:tcPr>
-            <w:tcW w:type="dxa" w:w="6690"/>
-          </w:tcPr>
-          <w:p>
-            <w:r>
-              <w:t>Required if "Challenges" is "Other"</w:t>
-            </w:r>
-          </w:p>
-        </w:tc>
-      </w:tr>
-      <w:tr>
-        <w:tc>
-          <w:tcPr>
-            <w:tcW w:type="dxa" w:w="2659"/>
-            <w:shd w:fill="c6d9f1"/>
-          </w:tcPr>
-          <w:p>
-            <w:r>
-              <w:t>Validation FR</w:t>
-            </w:r>
-          </w:p>
-        </w:tc>
-        <w:tc>
-          <w:tcPr>
-            <w:tcW w:type="dxa" w:w="6690"/>
-          </w:tcPr>
-          <w:p>
-            <w:r>
-              <w:t>Requis si « Défis » est « Autre »</w:t>
-            </w:r>
-          </w:p>
-        </w:tc>
-      </w:tr>
-      <w:tr>
-        <w:tc>
-          <w:tcPr>
-            <w:tcW w:type="dxa" w:w="2659"/>
-            <w:shd w:fill="c6d9f1"/>
-          </w:tcPr>
-          <w:p>
-            <w:r>
-              <w:t>Example Value</w:t>
-            </w:r>
-          </w:p>
-        </w:tc>
-        <w:tc>
-          <w:tcPr>
-            <w:tcW w:type="dxa" w:w="6690"/>
-          </w:tcPr>
-          <w:p>
-            <w:r>
-              <w:t>- Faibles taux de participation</w:t>
-              <w:br/>
-              <w:t>- Les données ne sont pas encore disponibles</w:t>
+              <w:t>- Manque de ressources</w:t>
               <w:br/>
             </w:r>
           </w:p>
